--- a/data/revised_2026-10_full/tracked/v2/Core_Mathematics/SS2.4_Trigonometry_1/Core_Mathematics_Trigonometry_1_FinalExplanation_TRACKED.docx
+++ b/data/revised_2026-10_full/tracked/v2/Core_Mathematics/SS2.4_Trigonometry_1/Core_Mathematics_Trigonometry_1_FinalExplanation_TRACKED.docx
@@ -436,7 +436,7 @@
               </w:rPr>
               <w:t xml:space="preserve">Driving question: How can we use the angles and one side of a right-angled triangle to find any unknown height or distance, and how does this help Kenyans solve real problems in construction, surveying and everyday life? Answer every section in the space below it. Use the Kenya Power mast near the school in Nakuru County as your main example: a student stands 40 m from the base of the mast and measures the angle of elevation to the top as about 50°. Draw neat, labelled diagrams, show every step of your working, include units, and write a full sentence for each final answer. You may use your mathematical tables, calculator and Special Angles Reference Card. Where a table value is needed it is given to you.</w:t>
             </w:r>
-            <w:ins w:id="9001" w:author="Claude (AI) - proposed" w:date="2026-10-15T20:14:11Z">
+            <w:ins w:id="9001" w:author="Claude (AI) - proposed" w:date="2026-10-18T00:27:38Z">
               <w:r>
                 <w:rPr>
                   <w:rFonts w:ascii="Arial" w:cs="Arial" w:eastAsia="Arial" w:hAnsi="Arial"/>
@@ -1078,7 +1078,7 @@
               </w:rPr>
               <w:t xml:space="preserve">A </w:t>
             </w:r>
-            <w:del w:id="9002" w:author="Claude (AI) - proposed" w:date="2026-10-15T20:14:11Z">
+            <w:del w:id="9002" w:author="Claude (AI) - proposed" w:date="2026-10-18T00:27:38Z">
               <w:r>
                 <w:rPr>
                   <w:rFonts w:ascii="Arial" w:cs="Arial" w:eastAsia="Arial" w:hAnsi="Arial"/>
@@ -1093,7 +1093,7 @@
                 <w:delText xml:space="preserve">wheelchair ramp</w:delText>
               </w:r>
             </w:del>
-            <w:ins w:id="9003" w:author="Claude (AI) - proposed" w:date="2026-10-15T20:14:11Z">
+            <w:ins w:id="9003" w:author="Claude (AI) - proposed" w:date="2026-10-18T00:27:38Z">
               <w:r>
                 <w:rPr>
                   <w:rFonts w:ascii="Arial" w:cs="Arial" w:eastAsia="Arial" w:hAnsi="Arial"/>
@@ -1412,7 +1412,7 @@
               <w:spacing w:after="40" w:before="0"/>
               <w:jc w:val="left"/>
             </w:pPr>
-            <w:ins w:id="9004" w:author="Claude (AI) - proposed" w:date="2026-10-15T20:14:11Z">
+            <w:ins w:id="9004" w:author="Claude (AI) - proposed" w:date="2026-10-18T00:27:38Z">
               <w:r>
                 <w:rPr>
                   <w:rFonts w:ascii="Arial" w:cs="Arial" w:eastAsia="Arial" w:hAnsi="Arial"/>
@@ -1460,7 +1460,7 @@
               <w:spacing w:after="40" w:before="0"/>
               <w:jc w:val="left"/>
             </w:pPr>
-            <w:ins w:id="9005" w:author="Claude (AI) - proposed" w:date="2026-10-15T20:14:11Z">
+            <w:ins w:id="9005" w:author="Claude (AI) - proposed" w:date="2026-10-18T00:27:38Z">
               <w:r>
                 <w:rPr>
                   <w:rFonts w:ascii="Arial" w:cs="Arial" w:eastAsia="Arial" w:hAnsi="Arial"/>
@@ -1508,7 +1508,7 @@
               <w:spacing w:after="40" w:before="0"/>
               <w:jc w:val="left"/>
             </w:pPr>
-            <w:ins w:id="9006" w:author="Claude (AI) - proposed" w:date="2026-10-15T20:14:11Z">
+            <w:ins w:id="9006" w:author="Claude (AI) - proposed" w:date="2026-10-18T00:27:38Z">
               <w:r>
                 <w:rPr>
                   <w:rFonts w:ascii="Arial" w:cs="Arial" w:eastAsia="Arial" w:hAnsi="Arial"/>
@@ -1591,7 +1591,7 @@
               <w:spacing w:after="40" w:before="0"/>
               <w:jc w:val="left"/>
             </w:pPr>
-            <w:ins w:id="9007" w:author="Claude (AI) - proposed" w:date="2026-10-15T20:14:11Z">
+            <w:ins w:id="9007" w:author="Claude (AI) - proposed" w:date="2026-10-18T00:27:38Z">
               <w:r>
                 <w:rPr>
                   <w:rFonts w:ascii="Arial" w:cs="Arial" w:eastAsia="Arial" w:hAnsi="Arial"/>
@@ -1639,7 +1639,7 @@
               <w:spacing w:after="40" w:before="0"/>
               <w:jc w:val="left"/>
             </w:pPr>
-            <w:ins w:id="9008" w:author="Claude (AI) - proposed" w:date="2026-10-15T20:14:11Z">
+            <w:ins w:id="9008" w:author="Claude (AI) - proposed" w:date="2026-10-18T00:27:38Z">
               <w:r>
                 <w:rPr>
                   <w:rFonts w:ascii="Arial" w:cs="Arial" w:eastAsia="Arial" w:hAnsi="Arial"/>
@@ -1687,7 +1687,7 @@
               <w:spacing w:after="40" w:before="0"/>
               <w:jc w:val="left"/>
             </w:pPr>
-            <w:ins w:id="9009" w:author="Claude (AI) - proposed" w:date="2026-10-15T20:14:11Z">
+            <w:ins w:id="9009" w:author="Claude (AI) - proposed" w:date="2026-10-18T00:27:38Z">
               <w:r>
                 <w:rPr>
                   <w:rFonts w:ascii="Arial" w:cs="Arial" w:eastAsia="Arial" w:hAnsi="Arial"/>
@@ -1770,7 +1770,7 @@
               <w:spacing w:after="40" w:before="0"/>
               <w:jc w:val="left"/>
             </w:pPr>
-            <w:ins w:id="9010" w:author="Claude (AI) - proposed" w:date="2026-10-15T20:14:11Z">
+            <w:ins w:id="9010" w:author="Claude (AI) - proposed" w:date="2026-10-18T00:27:38Z">
               <w:r>
                 <w:rPr>
                   <w:rFonts w:ascii="Arial" w:cs="Arial" w:eastAsia="Arial" w:hAnsi="Arial"/>
@@ -1818,7 +1818,7 @@
               <w:spacing w:after="40" w:before="0"/>
               <w:jc w:val="left"/>
             </w:pPr>
-            <w:ins w:id="9011" w:author="Claude (AI) - proposed" w:date="2026-10-15T20:14:11Z">
+            <w:ins w:id="9011" w:author="Claude (AI) - proposed" w:date="2026-10-18T00:27:38Z">
               <w:r>
                 <w:rPr>
                   <w:rFonts w:ascii="Arial" w:cs="Arial" w:eastAsia="Arial" w:hAnsi="Arial"/>
@@ -1866,7 +1866,7 @@
               <w:spacing w:after="40" w:before="0"/>
               <w:jc w:val="left"/>
             </w:pPr>
-            <w:ins w:id="9012" w:author="Claude (AI) - proposed" w:date="2026-10-15T20:14:11Z">
+            <w:ins w:id="9012" w:author="Claude (AI) - proposed" w:date="2026-10-18T00:27:38Z">
               <w:r>
                 <w:rPr>
                   <w:rFonts w:ascii="Arial" w:cs="Arial" w:eastAsia="Arial" w:hAnsi="Arial"/>
@@ -1949,7 +1949,7 @@
               <w:spacing w:after="40" w:before="0"/>
               <w:jc w:val="left"/>
             </w:pPr>
-            <w:ins w:id="9013" w:author="Claude (AI) - proposed" w:date="2026-10-15T20:14:11Z">
+            <w:ins w:id="9013" w:author="Claude (AI) - proposed" w:date="2026-10-18T00:27:38Z">
               <w:r>
                 <w:rPr>
                   <w:rFonts w:ascii="Arial" w:cs="Arial" w:eastAsia="Arial" w:hAnsi="Arial"/>
@@ -1997,7 +1997,7 @@
               <w:spacing w:after="40" w:before="0"/>
               <w:jc w:val="left"/>
             </w:pPr>
-            <w:ins w:id="9014" w:author="Claude (AI) - proposed" w:date="2026-10-15T20:14:11Z">
+            <w:ins w:id="9014" w:author="Claude (AI) - proposed" w:date="2026-10-18T00:27:38Z">
               <w:r>
                 <w:rPr>
                   <w:rFonts w:ascii="Arial" w:cs="Arial" w:eastAsia="Arial" w:hAnsi="Arial"/>
@@ -2045,7 +2045,7 @@
               <w:spacing w:after="40" w:before="0"/>
               <w:jc w:val="left"/>
             </w:pPr>
-            <w:ins w:id="9015" w:author="Claude (AI) - proposed" w:date="2026-10-15T20:14:11Z">
+            <w:ins w:id="9015" w:author="Claude (AI) - proposed" w:date="2026-10-18T00:27:38Z">
               <w:r>
                 <w:rPr>
                   <w:rFonts w:ascii="Arial" w:cs="Arial" w:eastAsia="Arial" w:hAnsi="Arial"/>
@@ -2128,7 +2128,7 @@
               <w:spacing w:after="40" w:before="0"/>
               <w:jc w:val="left"/>
             </w:pPr>
-            <w:ins w:id="9016" w:author="Claude (AI) - proposed" w:date="2026-10-15T20:14:11Z">
+            <w:ins w:id="9016" w:author="Claude (AI) - proposed" w:date="2026-10-18T00:27:38Z">
               <w:r>
                 <w:rPr>
                   <w:rFonts w:ascii="Arial" w:cs="Arial" w:eastAsia="Arial" w:hAnsi="Arial"/>
@@ -2176,7 +2176,7 @@
               <w:spacing w:after="40" w:before="0"/>
               <w:jc w:val="left"/>
             </w:pPr>
-            <w:ins w:id="9017" w:author="Claude (AI) - proposed" w:date="2026-10-15T20:14:11Z">
+            <w:ins w:id="9017" w:author="Claude (AI) - proposed" w:date="2026-10-18T00:27:38Z">
               <w:r>
                 <w:rPr>
                   <w:rFonts w:ascii="Arial" w:cs="Arial" w:eastAsia="Arial" w:hAnsi="Arial"/>
@@ -2224,7 +2224,7 @@
               <w:spacing w:after="40" w:before="0"/>
               <w:jc w:val="left"/>
             </w:pPr>
-            <w:ins w:id="9018" w:author="Claude (AI) - proposed" w:date="2026-10-15T20:14:11Z">
+            <w:ins w:id="9018" w:author="Claude (AI) - proposed" w:date="2026-10-18T00:27:38Z">
               <w:r>
                 <w:rPr>
                   <w:rFonts w:ascii="Arial" w:cs="Arial" w:eastAsia="Arial" w:hAnsi="Arial"/>
@@ -2374,7 +2374,7 @@
         </w:rPr>
         <w:t xml:space="preserve">© 2026 SeaVuria and ARES. This work is licensed under a </w:t>
       </w:r>
-      <w:hyperlink w:history="1" r:id="rIdggmvaclc23cjpf30ogo7i">
+      <w:hyperlink w:history="1" r:id="rId2plyhft0bdsigr98e2mze">
         <w:r>
           <w:rPr>
             <w:rFonts w:ascii="Arial" w:cs="Arial" w:eastAsia="Arial" w:hAnsi="Arial"/>
@@ -2394,7 +2394,7 @@
         </w:rPr>
         <w:t xml:space="preserve"> (</w:t>
       </w:r>
-      <w:hyperlink w:history="1" r:id="rIdj2_lques_egru5wslejcm">
+      <w:hyperlink w:history="1" r:id="rIdpokmpokj3hzfuwt3yb7xw">
         <w:r>
           <w:rPr>
             <w:rFonts w:ascii="Arial" w:cs="Arial" w:eastAsia="Arial" w:hAnsi="Arial"/>
@@ -2414,7 +2414,7 @@
         </w:rPr>
         <w:t xml:space="preserve">). To view a copy of this license, visit </w:t>
       </w:r>
-      <w:hyperlink w:history="1" r:id="rIdr1vo-30vsoxqurjmcisjk">
+      <w:hyperlink w:history="1" r:id="rIdwei0tybal24rxszyoniol">
         <w:r>
           <w:rPr>
             <w:rFonts w:ascii="Arial" w:cs="Arial" w:eastAsia="Arial" w:hAnsi="Arial"/>
